--- a/companies/calderwood-partners/Engagements/Poole, Mcknight and Rush/2010.05.21 - Kickoff Memo - Supply Chain Review.docx
+++ b/companies/calderwood-partners/Engagements/Poole, Mcknight and Rush/2010.05.21 - Kickoff Memo - Supply Chain Review.docx
@@ -4,27 +4,16 @@
   <w:body>
     <w:p>
       <w:r>
-        <w:t>To: Daniel Leach, Michael Walker</w:t>
+        <w:t>To: Daniel Leach; Michael Walker</w:t>
+        <w:br/>
+        <w:t>From: Deborah Gordon, Associate</w:t>
+        <w:br/>
+        <w:t>Re: Supply Chain Review for Poole, Mcknight and Rush -- kickoff and workplan</w:t>
       </w:r>
     </w:p>
     <w:p>
       <w:r>
-        <w:t>From: Deborah Gordon</w:t>
-      </w:r>
-    </w:p>
-    <w:p>
-      <w:r>
-        <w:t>Re: Poole, Mcknight and Rush supply chain review, kickoff and the first two weeks</w:t>
-      </w:r>
-    </w:p>
-    <w:p>
-      <w:r>
-        <w:t>The letter is signed and we start the supply chain review for Poole, Mcknight and Rush on May 18, 2010. The job is narrow, and worth stating in one line: find where the supply chain costs the client more than it should, and show what it takes to bring that cost down without hurting service. Four months, one report, built entirely on the client's own purchasing, inventory, and freight data. Our contact is Sandra Flores, the Chief Operating Officer, and she is the single door to the client. Anything that goes to the client goes through Sandra Flores, and nobody calls a plant or a warehouse manager without her knowing first.</w:t>
-      </w:r>
-    </w:p>
-    <w:p>
-      <w:r>
-        <w:t>A word on scope, because it gets tested in the corridor. We recommend on suppliers, terms, and stocking policy; we do not negotiate with vendors, we do not place orders, and we do not touch systems selection. If any of that gets asked for on site, the answer is that we will scope it, not that we have started it. Keep the work to the review we were hired to do.</w:t>
+        <w:t>This engagement asks us to give Poole, Mcknight and Rush a clear and defensible read on the supply chain it runs on today, so that its leadership can see plainly where the present arrangement earns its keep and where it has quietly begun to cost more than it returns. Our sponsor on the client side is Sandra Flores, their chief operating officer, and she has been clear that what she wants from us is a picture she can act on, not a survey of everything that might in principle be improved. I want us holding to that standard from the first week, because it should govern what we look at first and how hard we push each finding.</w:t>
       </w:r>
     </w:p>
     <w:p>
@@ -32,7 +21,7 @@
         <w:pStyle w:val="Heading2"/>
       </w:pPr>
       <w:r>
-        <w:t>Lines of Work</w:t>
+        <w:t>How we have divided the work</w:t>
       </w:r>
     </w:p>
     <w:p>
@@ -40,7 +29,7 @@
         <w:pStyle w:val="ListBullet"/>
       </w:pPr>
       <w:r>
-        <w:t>Data and baseline. Daniel Leach pulls the purchasing, inventory, and freight data and builds the picture of how cost and goods actually move today. Where a number will not reconcile, that gap is a finding, and I want it flagged in the first pass, not buried later.</w:t>
+        <w:t>Baseline the supply chain as it runs today. We trace the flow from supplier through to the point of use, and set down the cost, the service levels, and the inventory the present arrangement carries, so that anything we later propose is weighed against a measured starting point and not an impression of one.</w:t>
       </w:r>
     </w:p>
     <w:p>
@@ -48,7 +37,7 @@
         <w:pStyle w:val="ListBullet"/>
       </w:pPr>
       <w:r>
-        <w:t>Flow and process. We map the physical flow across the sites: what is bought, where it is held, how it moves, and where it waits. Build this from the records and the walk-throughs, not from the process someone recites from memory.</w:t>
+        <w:t>Benchmark what we find. I will own the comparison against how a well-run operation of comparable size performs, so that a gap we report is one we can defend rather than one that merely looks large on its own.</w:t>
       </w:r>
     </w:p>
     <w:p>
@@ -56,7 +45,7 @@
         <w:pStyle w:val="ListBullet"/>
       </w:pPr>
       <w:r>
-        <w:t>Cost of buffers. Daniel Leach ties the freight, the safety stock, and the handling back to the flow, so we can say what the current design costs and where it costs it.</w:t>
+        <w:t>Assemble and verify the underlying data. Daniel Leach will run the first pulls and keep the trail by which each figure can be traced back to its source, flagging plainly wherever a number rests on an assumption a reader deserves to see named.</w:t>
       </w:r>
     </w:p>
     <w:p>
@@ -64,23 +53,17 @@
         <w:pStyle w:val="ListBullet"/>
       </w:pPr>
       <w:r>
-        <w:t>Interviews and access. Michael Walker owns the schedule and the site access. If the interview load grows past what we planned, tell Michael Walker before it becomes a problem, not after.</w:t>
+        <w:t>Frame the opportunities that follow. Once the baseline holds, we shape the handful of moves where the greatest improvement sits, each with what it would ask of the organization and what it could reasonably be expected to return.</w:t>
       </w:r>
     </w:p>
     <w:p>
-      <w:pPr>
-        <w:pStyle w:val="ListBullet"/>
-      </w:pPr>
       <w:r>
-        <w:t>Findings and report. I own the analysis and the writing. Nothing reaches the client as a recommendation until the baseline supports it.</w:t>
+        <w:t>These are not four separate projects run side by side. The baseline feeds the benchmark, the benchmark disciplines the opportunities, and none of the later work holds if the starting picture is soft, so we will keep the order even where it is tempting to reach for findings early. Michael Walker will hold the cadence with the client and keep our data requests moving, so that we are never waiting on a long list before we can begin.</w:t>
       </w:r>
     </w:p>
     <w:p>
-      <w:pPr>
-        <w:pStyle w:val="ListBullet"/>
-      </w:pPr>
       <w:r>
-        <w:t>Client cadence. A short written status goes to Sandra Flores every two weeks, routed through Michael Walker, and it goes out even in a thin week so the client is never guessing about where we are.</w:t>
+        <w:t>One thing more I want us agreed on before we start. Sandra Flores should hear from us on a steady rhythm rather than only when a deliverable lands, because a client who learns of a problem early can still do something about it, and this firm treats an inconvenient fact delivered on time as part of what the client is paying for. Michael Walker will own that cadence, and I would rather we set it deliberately now than let it settle by accident over the first month.</w:t>
       </w:r>
     </w:p>
     <w:p>
@@ -88,44 +71,17 @@
         <w:pStyle w:val="Heading2"/>
       </w:pPr>
       <w:r>
-        <w:t>First Two Weeks</w:t>
-      </w:r>
-    </w:p>
-    <w:p>
-      <w:pPr>
-        <w:pStyle w:val="ListBullet"/>
-      </w:pPr>
-      <w:r>
-        <w:t>Daniel Leach drafts the data request, itemized, with the fields and their definitions attached, and I send it to Sandra Flores by the end of the week.</w:t>
-      </w:r>
-    </w:p>
-    <w:p>
-      <w:pPr>
-        <w:pStyle w:val="ListBullet"/>
-      </w:pPr>
-      <w:r>
-        <w:t>Michael Walker confirms the first two site visits and holds the interview slots with purchasing, planning, and the warehouses at Poole, Mcknight and Rush.</w:t>
-      </w:r>
-    </w:p>
-    <w:p>
-      <w:pPr>
-        <w:pStyle w:val="ListBullet"/>
-      </w:pPr>
-      <w:r>
-        <w:t>We agree the site and interview list before we ask the client for a single calendar slot, so we are not renegotiating access once the visits have started.</w:t>
-      </w:r>
-    </w:p>
-    <w:p>
-      <w:pPr>
-        <w:pStyle w:val="ListBullet"/>
-      </w:pPr>
-      <w:r>
-        <w:t>Nobody quotes a cost or a saving to anyone at the client until the baseline reconciles.</w:t>
+        <w:t>What I would like settled in the opening days</w:t>
       </w:r>
     </w:p>
     <w:p>
       <w:r>
-        <w:t>Two things I want settled by Friday: the data request and the site list, both agreed and both out to Sandra Flores. The client has asked for a named contact on each site before we arrive, and Michael Walker is gathering those now. With the request and the list locked this week, the on-site work has a clean start and we are not chasing access once the visits have begun.</w:t>
+        <w:t>Work begins on May 18, 2010, and I would like a short list of the first data requests ready to reach Sandra Flores's team by the end of that first week, kept deliberately narrow so that we open the relationship with a small and answerable ask rather than a daunting one. Before then, I would like the three of us in a room to agree the approach, so that we walk into the client kickoff with one account of the work and not three. It is easier to reconcile our reading of the scope between ourselves now than to discover a difference in front of the client later.</w:t>
+      </w:r>
+    </w:p>
+    <w:p>
+      <w:r>
+        <w:t>The immediate step is ours: let us take thirty minutes this week to settle that first data request together, and Daniel Leach can have it drafted for Sandra Flores's team the same afternoon.</w:t>
       </w:r>
     </w:p>
     <w:sectPr>
